--- a/更新说明.docx
+++ b/更新说明.docx
@@ -58,7 +58,6 @@
     <w:p>
       <w:pPr>
         <w:rPr>
-          <w:rFonts w:hint="eastAsia"/>
           <w:noProof/>
         </w:rPr>
       </w:pPr>
@@ -79,38 +78,44 @@
     <w:p>
       <w:pPr>
         <w:rPr>
+          <w:noProof/>
+        </w:rPr>
+      </w:pPr>
+      <w:r>
+        <w:rPr>
+          <w:noProof/>
+        </w:rPr>
+        <w:t>3</w:t>
+      </w:r>
+      <w:r>
+        <w:rPr>
+          <w:noProof/>
+        </w:rPr>
+        <w:t xml:space="preserve">. </w:t>
+      </w:r>
+      <w:r>
+        <w:rPr>
           <w:rFonts w:hint="eastAsia"/>
           <w:noProof/>
         </w:rPr>
-      </w:pPr>
-      <w:r>
-        <w:rPr>
-          <w:noProof/>
-        </w:rPr>
-        <w:t>3</w:t>
-      </w:r>
-      <w:r>
-        <w:rPr>
-          <w:noProof/>
-        </w:rPr>
-        <w:t xml:space="preserve">. </w:t>
-      </w:r>
-      <w:r>
-        <w:rPr>
-          <w:rFonts w:hint="eastAsia"/>
-          <w:noProof/>
-        </w:rPr>
-        <w:t>按照下面步骤更新</w:t>
-      </w:r>
-      <w:r>
-        <w:rPr>
-          <w:rFonts w:hint="eastAsia"/>
-          <w:noProof/>
-        </w:rPr>
-        <w:t>即可。</w:t>
+        <w:t>在搜索窗口输入 gitbash，</w:t>
       </w:r>
       <w:bookmarkStart w:id="0" w:name="_GoBack"/>
       <w:bookmarkEnd w:id="0"/>
+      <w:r>
+        <w:rPr>
+          <w:rFonts w:hint="eastAsia"/>
+          <w:noProof/>
+        </w:rPr>
+        <w:t>按照下面步骤更新</w:t>
+      </w:r>
+      <w:r>
+        <w:rPr>
+          <w:rFonts w:hint="eastAsia"/>
+          <w:noProof/>
+        </w:rPr>
+        <w:t>即可。</w:t>
+      </w:r>
     </w:p>
     <w:p>
       <w:r>
@@ -156,13 +161,7 @@
     </w:p>
     <w:p/>
     <w:p/>
-    <w:p>
-      <w:pPr>
-        <w:rPr>
-          <w:rFonts w:hint="eastAsia"/>
-        </w:rPr>
-      </w:pPr>
-    </w:p>
+    <w:p/>
     <w:sectPr>
       <w:pgSz w:w="11906" w:h="16838"/>
       <w:pgMar w:top="1440" w:right="1800" w:bottom="1440" w:left="1800" w:header="851" w:footer="992" w:gutter="0"/>

--- a/更新说明.docx
+++ b/更新说明.docx
@@ -100,6 +100,13 @@
         </w:rPr>
         <w:t>在搜索窗口输入 gitbash，</w:t>
       </w:r>
+    </w:p>
+    <w:p>
+      <w:pPr>
+        <w:rPr>
+          <w:noProof/>
+        </w:rPr>
+      </w:pPr>
       <w:bookmarkStart w:id="0" w:name="_GoBack"/>
       <w:bookmarkEnd w:id="0"/>
       <w:r>

--- a/更新说明.docx
+++ b/更新说明.docx
@@ -1,10 +1,11 @@
 
 <file path=word/document.xml><?xml version="1.0" encoding="utf-8"?>
-<w:document xmlns:wpc="http://schemas.microsoft.com/office/word/2010/wordprocessingCanvas" xmlns:cx="http://schemas.microsoft.com/office/drawing/2014/chartex" xmlns:mc="http://schemas.openxmlformats.org/markup-compatibility/2006" xmlns:o="urn:schemas-microsoft-com:office:office" xmlns:r="http://schemas.openxmlformats.org/officeDocument/2006/relationships" xmlns:m="http://schemas.openxmlformats.org/officeDocument/2006/math" xmlns:v="urn:schemas-microsoft-com:vml" xmlns:wp14="http://schemas.microsoft.com/office/word/2010/wordprocessingDrawing" xmlns:wp="http://schemas.openxmlformats.org/drawingml/2006/wordprocessingDrawing" xmlns:w10="urn:schemas-microsoft-com:office:word" xmlns:w="http://schemas.openxmlformats.org/wordprocessingml/2006/main" xmlns:w14="http://schemas.microsoft.com/office/word/2010/wordml" xmlns:w15="http://schemas.microsoft.com/office/word/2012/wordml" xmlns:w16se="http://schemas.microsoft.com/office/word/2015/wordml/symex" xmlns:wpg="http://schemas.microsoft.com/office/word/2010/wordprocessingGroup" xmlns:wpi="http://schemas.microsoft.com/office/word/2010/wordprocessingInk" xmlns:wne="http://schemas.microsoft.com/office/word/2006/wordml" xmlns:wps="http://schemas.microsoft.com/office/word/2010/wordprocessingShape" mc:Ignorable="w14 w15 w16se wp14">
+<w:document xmlns:wpc="http://schemas.microsoft.com/office/word/2010/wordprocessingCanvas" xmlns:cx="http://schemas.microsoft.com/office/drawing/2014/chartex" xmlns:cx1="http://schemas.microsoft.com/office/drawing/2015/9/8/chartex" xmlns:cx2="http://schemas.microsoft.com/office/drawing/2015/10/21/chartex" xmlns:cx3="http://schemas.microsoft.com/office/drawing/2016/5/9/chartex" xmlns:cx4="http://schemas.microsoft.com/office/drawing/2016/5/10/chartex" xmlns:cx5="http://schemas.microsoft.com/office/drawing/2016/5/11/chartex" xmlns:cx6="http://schemas.microsoft.com/office/drawing/2016/5/12/chartex" xmlns:cx7="http://schemas.microsoft.com/office/drawing/2016/5/13/chartex" xmlns:cx8="http://schemas.microsoft.com/office/drawing/2016/5/14/chartex" xmlns:mc="http://schemas.openxmlformats.org/markup-compatibility/2006" xmlns:aink="http://schemas.microsoft.com/office/drawing/2016/ink" xmlns:am3d="http://schemas.microsoft.com/office/drawing/2017/model3d" xmlns:o="urn:schemas-microsoft-com:office:office" xmlns:oel="http://schemas.microsoft.com/office/2019/extlst" xmlns:r="http://schemas.openxmlformats.org/officeDocument/2006/relationships" xmlns:m="http://schemas.openxmlformats.org/officeDocument/2006/math" xmlns:v="urn:schemas-microsoft-com:vml" xmlns:wp14="http://schemas.microsoft.com/office/word/2010/wordprocessingDrawing" xmlns:wp="http://schemas.openxmlformats.org/drawingml/2006/wordprocessingDrawing" xmlns:w10="urn:schemas-microsoft-com:office:word" xmlns:w="http://schemas.openxmlformats.org/wordprocessingml/2006/main" xmlns:w14="http://schemas.microsoft.com/office/word/2010/wordml" xmlns:w15="http://schemas.microsoft.com/office/word/2012/wordml" xmlns:w16cex="http://schemas.microsoft.com/office/word/2018/wordml/cex" xmlns:w16cid="http://schemas.microsoft.com/office/word/2016/wordml/cid" xmlns:w16="http://schemas.microsoft.com/office/word/2018/wordml" xmlns:w16sdtdh="http://schemas.microsoft.com/office/word/2020/wordml/sdtdatahash" xmlns:w16se="http://schemas.microsoft.com/office/word/2015/wordml/symex" xmlns:wpg="http://schemas.microsoft.com/office/word/2010/wordprocessingGroup" xmlns:wpi="http://schemas.microsoft.com/office/word/2010/wordprocessingInk" xmlns:wne="http://schemas.microsoft.com/office/word/2006/wordml" xmlns:wps="http://schemas.microsoft.com/office/word/2010/wordprocessingShape" mc:Ignorable="w14 w15 w16se w16cid w16 w16cex w16sdtdh wp14">
   <w:body>
     <w:p>
       <w:pPr>
         <w:rPr>
+          <w:rFonts w:hint="eastAsia"/>
           <w:noProof/>
         </w:rPr>
       </w:pPr>
@@ -58,6 +59,7 @@
     <w:p>
       <w:pPr>
         <w:rPr>
+          <w:rFonts w:hint="eastAsia"/>
           <w:noProof/>
         </w:rPr>
       </w:pPr>
@@ -78,6 +80,7 @@
     <w:p>
       <w:pPr>
         <w:rPr>
+          <w:rFonts w:hint="eastAsia"/>
           <w:noProof/>
         </w:rPr>
       </w:pPr>
@@ -104,11 +107,10 @@
     <w:p>
       <w:pPr>
         <w:rPr>
+          <w:rFonts w:hint="eastAsia"/>
           <w:noProof/>
         </w:rPr>
       </w:pPr>
-      <w:bookmarkStart w:id="0" w:name="_GoBack"/>
-      <w:bookmarkEnd w:id="0"/>
       <w:r>
         <w:rPr>
           <w:rFonts w:hint="eastAsia"/>
@@ -125,12 +127,17 @@
       </w:r>
     </w:p>
     <w:p>
+      <w:pPr>
+        <w:rPr>
+          <w:rFonts w:hint="eastAsia"/>
+        </w:rPr>
+      </w:pPr>
       <w:r>
         <w:rPr>
           <w:noProof/>
         </w:rPr>
         <w:drawing>
-          <wp:inline distT="0" distB="0" distL="0" distR="0" wp14:anchorId="6FD9BA1B" wp14:editId="382F0341">
+          <wp:inline distT="0" distB="0" distL="0" distR="0" wp14:anchorId="573E5D28" wp14:editId="0E88B6F4">
             <wp:extent cx="5274310" cy="4354195"/>
             <wp:effectExtent l="0" t="0" r="2540" b="8255"/>
             <wp:docPr id="1" name="图片 1"/>
@@ -166,9 +173,68 @@
         </w:drawing>
       </w:r>
     </w:p>
-    <w:p/>
-    <w:p/>
-    <w:p/>
+    <w:p>
+      <w:pPr>
+        <w:rPr>
+          <w:rFonts w:hint="eastAsia"/>
+        </w:rPr>
+      </w:pPr>
+    </w:p>
+    <w:p>
+      <w:pPr>
+        <w:rPr>
+          <w:rFonts w:hint="eastAsia"/>
+        </w:rPr>
+      </w:pPr>
+    </w:p>
+    <w:p>
+      <w:r>
+        <w:rPr>
+          <w:rFonts w:hint="eastAsia"/>
+        </w:rPr>
+        <w:t>网页中给的git bash版本过低，新的电脑登录的时候验证不通过，更新即可，具体参考以下几个网页。</w:t>
+      </w:r>
+    </w:p>
+    <w:p>
+      <w:hyperlink r:id="rId5" w:history="1">
+        <w:r>
+          <w:rPr>
+            <w:rStyle w:val="a4"/>
+            <w:rFonts w:hint="eastAsia"/>
+          </w:rPr>
+          <w:t>https://blog.csdn.net/qq_40296909/article/details/134285451</w:t>
+        </w:r>
+      </w:hyperlink>
+    </w:p>
+    <w:p>
+      <w:hyperlink r:id="rId6" w:history="1">
+        <w:r>
+          <w:rPr>
+            <w:rStyle w:val="a4"/>
+            <w:rFonts w:hint="eastAsia"/>
+          </w:rPr>
+          <w:t>https://www.freesion.com/article/1385587806/</w:t>
+        </w:r>
+      </w:hyperlink>
+    </w:p>
+    <w:p>
+      <w:hyperlink r:id="rId7" w:history="1">
+        <w:r>
+          <w:rPr>
+            <w:rStyle w:val="a4"/>
+            <w:rFonts w:hint="eastAsia"/>
+          </w:rPr>
+          <w:t>https://blog.csdn.net/m0_45382009/article/details/122963889</w:t>
+        </w:r>
+      </w:hyperlink>
+    </w:p>
+    <w:p>
+      <w:pPr>
+        <w:rPr>
+          <w:rFonts w:hint="eastAsia"/>
+        </w:rPr>
+      </w:pPr>
+    </w:p>
     <w:sectPr>
       <w:pgSz w:w="11906" w:h="16838"/>
       <w:pgMar w:top="1440" w:right="1800" w:bottom="1440" w:left="1800" w:header="851" w:footer="992" w:gutter="0"/>
@@ -180,7 +246,7 @@
 </file>
 
 <file path=word/styles.xml><?xml version="1.0" encoding="utf-8"?>
-<w:styles xmlns:mc="http://schemas.openxmlformats.org/markup-compatibility/2006" xmlns:r="http://schemas.openxmlformats.org/officeDocument/2006/relationships" xmlns:w="http://schemas.openxmlformats.org/wordprocessingml/2006/main" xmlns:w14="http://schemas.microsoft.com/office/word/2010/wordml" xmlns:w15="http://schemas.microsoft.com/office/word/2012/wordml" xmlns:w16se="http://schemas.microsoft.com/office/word/2015/wordml/symex" mc:Ignorable="w14 w15 w16se">
+<w:styles xmlns:mc="http://schemas.openxmlformats.org/markup-compatibility/2006" xmlns:r="http://schemas.openxmlformats.org/officeDocument/2006/relationships" xmlns:w="http://schemas.openxmlformats.org/wordprocessingml/2006/main" xmlns:w14="http://schemas.microsoft.com/office/word/2010/wordml" xmlns:w15="http://schemas.microsoft.com/office/word/2012/wordml" xmlns:w16cex="http://schemas.microsoft.com/office/word/2018/wordml/cex" xmlns:w16cid="http://schemas.microsoft.com/office/word/2016/wordml/cid" xmlns:w16="http://schemas.microsoft.com/office/word/2018/wordml" xmlns:w16sdtdh="http://schemas.microsoft.com/office/word/2020/wordml/sdtdatahash" xmlns:w16se="http://schemas.microsoft.com/office/word/2015/wordml/symex" mc:Ignorable="w14 w15 w16se w16cid w16 w16cex w16sdtdh">
   <w:docDefaults>
     <w:rPrDefault>
       <w:rPr>
@@ -193,7 +259,7 @@
     </w:rPrDefault>
     <w:pPrDefault/>
   </w:docDefaults>
-  <w:latentStyles w:defLockedState="0" w:defUIPriority="99" w:defSemiHidden="0" w:defUnhideWhenUsed="0" w:defQFormat="0" w:count="371">
+  <w:latentStyles w:defLockedState="0" w:defUIPriority="99" w:defSemiHidden="0" w:defUnhideWhenUsed="0" w:defQFormat="0" w:count="376">
     <w:lsdException w:name="Normal" w:uiPriority="0" w:qFormat="1"/>
     <w:lsdException w:name="heading 1" w:uiPriority="9" w:qFormat="1"/>
     <w:lsdException w:name="heading 2" w:semiHidden="1" w:uiPriority="9" w:unhideWhenUsed="1" w:qFormat="1"/>
@@ -565,6 +631,11 @@
     <w:lsdException w:name="List Table 5 Dark Accent 6" w:uiPriority="50"/>
     <w:lsdException w:name="List Table 6 Colorful Accent 6" w:uiPriority="51"/>
     <w:lsdException w:name="List Table 7 Colorful Accent 6" w:uiPriority="52"/>
+    <w:lsdException w:name="Mention" w:semiHidden="1" w:unhideWhenUsed="1"/>
+    <w:lsdException w:name="Smart Hyperlink" w:semiHidden="1" w:unhideWhenUsed="1"/>
+    <w:lsdException w:name="Hashtag" w:semiHidden="1" w:unhideWhenUsed="1"/>
+    <w:lsdException w:name="Unresolved Mention" w:semiHidden="1" w:unhideWhenUsed="1"/>
+    <w:lsdException w:name="Smart Link" w:semiHidden="1" w:unhideWhenUsed="1"/>
   </w:latentStyles>
   <w:style w:type="paragraph" w:default="1" w:styleId="a">
     <w:name w:val="Normal"/>
@@ -610,6 +681,29 @@
     <w:pPr>
       <w:ind w:firstLineChars="200" w:firstLine="420"/>
     </w:pPr>
+  </w:style>
+  <w:style w:type="character" w:styleId="a4">
+    <w:name w:val="Hyperlink"/>
+    <w:basedOn w:val="a0"/>
+    <w:uiPriority w:val="99"/>
+    <w:unhideWhenUsed/>
+    <w:rsid w:val="0087319F"/>
+    <w:rPr>
+      <w:color w:val="0563C1" w:themeColor="hyperlink"/>
+      <w:u w:val="single"/>
+    </w:rPr>
+  </w:style>
+  <w:style w:type="character" w:styleId="a5">
+    <w:name w:val="Unresolved Mention"/>
+    <w:basedOn w:val="a0"/>
+    <w:uiPriority w:val="99"/>
+    <w:semiHidden/>
+    <w:unhideWhenUsed/>
+    <w:rsid w:val="0087319F"/>
+    <w:rPr>
+      <w:color w:val="605E5C"/>
+      <w:shd w:val="clear" w:color="auto" w:fill="E1DFDD"/>
+    </w:rPr>
   </w:style>
 </w:styles>
 </file>
